--- a/docs/general-english/A2/release/units/a21-u03.docx
+++ b/docs/general-english/A2/release/units/a21-u03.docx
@@ -874,7 +874,7 @@
           <wp:inline>
             <wp:extent cx="5724525" cy="1390650"/>
             <wp:effectExtent b="0" l="0" r="0" t="0"/>
-            <wp:docPr descr="The four words of the word bank, in the order the task prints them, each with a picture: traffic, crowd, ticket, park." title="" id="27" name="Picture"/>
+            <wp:docPr descr="The four words of the word bank, in the order the task prints them, each with a picture: park, traffic, crowd, ticket." title="" id="27" name="Picture"/>
             <a:graphic>
               <a:graphicData uri="http://schemas.openxmlformats.org/drawingml/2006/picture">
                 <pic:pic>
@@ -968,7 +968,7 @@
         <w:t xml:space="preserve"> </w:t>
       </w:r>
       <w:r>
-        <w:t xml:space="preserve">traffic | crowd | ticket | park</w:t>
+        <w:t xml:space="preserve">park | traffic | crowd | ticket</w:t>
       </w:r>
     </w:p>
     <w:p>
@@ -5090,7 +5090,7 @@
       <w:r>
         <w:drawing>
           <wp:inline>
-            <wp:extent cx="5724525" cy="2009775"/>
+            <wp:extent cx="5724525" cy="2133600"/>
             <wp:effectExtent b="0" l="0" r="0" t="0"/>
             <wp:docPr descr="The four time cues of this task as chips above two empty bins, one for what happens every day and one for what is happening right now. Which chip goes in which bin is the exercise, so none of them is placed." title="" id="60" name="Picture"/>
             <a:graphic>
@@ -5111,7 +5111,7 @@
                   <pic:spPr bwMode="auto">
                     <a:xfrm>
                       <a:off x="0" y="0"/>
-                      <a:ext cx="5724525" cy="2009775"/>
+                      <a:ext cx="5724525" cy="2133600"/>
                     </a:xfrm>
                     <a:prstGeom prst="rect">
                       <a:avLst/>
@@ -5270,7 +5270,7 @@
       <w:r>
         <w:drawing>
           <wp:inline>
-            <wp:extent cx="5724525" cy="1857375"/>
+            <wp:extent cx="5724525" cy="2190750"/>
             <wp:effectExtent b="0" l="0" r="0" t="0"/>
             <wp:docPr descr="One correction worked through -- the wrong form struck out and the right one beside it -- and then three more sentences with an empty line for the learner to write the correct form." title="" id="63" name="Picture"/>
             <a:graphic>
@@ -5291,7 +5291,7 @@
                   <pic:spPr bwMode="auto">
                     <a:xfrm>
                       <a:off x="0" y="0"/>
-                      <a:ext cx="5724525" cy="1857375"/>
+                      <a:ext cx="5724525" cy="2190750"/>
                     </a:xfrm>
                     <a:prstGeom prst="rect">
                       <a:avLst/>
@@ -11673,7 +11673,7 @@
       <w:r>
         <w:drawing>
           <wp:inline>
-            <wp:extent cx="5724525" cy="2371725"/>
+            <wp:extent cx="5724525" cy="2609850"/>
             <wp:effectExtent b="0" l="0" r="0" t="0"/>
             <wp:docPr descr="The decision task as one question and three branches, with what each one costs: accept it and the corner is clearer but the walk is two hundred metres with shopping; ask the bus company, which listens to eleven people and not to one; or ask the people in your street what the stop was worth to them." title="" id="132" name="Picture"/>
             <a:graphic>
@@ -11694,7 +11694,7 @@
                   <pic:spPr bwMode="auto">
                     <a:xfrm>
                       <a:off x="0" y="0"/>
-                      <a:ext cx="5724525" cy="2371725"/>
+                      <a:ext cx="5724525" cy="2609850"/>
                     </a:xfrm>
                     <a:prstGeom prst="rect">
                       <a:avLst/>
@@ -11872,7 +11872,7 @@
           <wp:inline>
             <wp:extent cx="5724525" cy="2095500"/>
             <wp:effectExtent b="0" l="0" r="0" t="0"/>
-            <wp:docPr descr="The eight words of the spiral review bank, in bank order: timetable, crossing, traffic, crowd, opens, is opening, balcony, commute." title="" id="135" name="Picture"/>
+            <wp:docPr descr="The eight words of the spiral review bank, in bank order: crowd, commute, timetable, is opening, traffic, crossing, opens, balcony." title="" id="135" name="Picture"/>
             <a:graphic>
               <a:graphicData uri="http://schemas.openxmlformats.org/drawingml/2006/picture">
                 <pic:pic>
@@ -11991,7 +11991,7 @@
         <w:t xml:space="preserve"> </w:t>
       </w:r>
       <w:r>
-        <w:t xml:space="preserve">timetable | crossing | traffic | crowd | opens | is opening | balcony | commute</w:t>
+        <w:t xml:space="preserve">crowd | commute | timetable | is opening | traffic | crossing | opens | balcony</w:t>
       </w:r>
     </w:p>
     <w:p>
